--- a/documentazione/primoHomework/Documentazione Scritta.docx
+++ b/documentazione/primoHomework/Documentazione Scritta.docx
@@ -48,13 +48,7 @@
         <w:rPr>
           <w:lang w:val="it-IT"/>
         </w:rPr>
-        <w:t xml:space="preserve"> e assegnarle al determinato posto di un determinato volo. Ad ogni volo sono assegnati due piloti (pilota e co-pilota) e due hostess, inoltre ai clienti è possibile sceglier</w:t>
-      </w:r>
-      <w:r>
-        <w:rPr>
-          <w:lang w:val="it-IT"/>
-        </w:rPr>
-        <w:t xml:space="preserve">e 4 classi diverse per quanto riguarda il posto. </w:t>
+        <w:t xml:space="preserve"> e assegnarle al determinato posto di un determinato volo. Ad ogni volo sono assegnati due piloti (pilota e co-pilota) e due hostess, inoltre ai clienti è possibile scegliere 4 classi diverse per quanto riguarda il posto. </w:t>
       </w:r>
     </w:p>
     <w:p>
@@ -67,19 +61,7 @@
         <w:rPr>
           <w:lang w:val="it-IT"/>
         </w:rPr>
-        <w:t>le classi usate sono persona, pilota, cliente, hostess, volo, prenotazione, aereo, posto. Persona è specializzata in pilota, cliente, o hostess. Prenotazione è la relazione tra persona e volo (di</w:t>
-      </w:r>
-      <w:r>
-        <w:rPr>
-          <w:lang w:val="it-IT"/>
-        </w:rPr>
-        <w:t xml:space="preserve"> molteplicità * per entrambi i versi), pilota è in relazione con volo, avendo esattamente due piloti per volo, ed ogni pilota può pilotare * voli. La stessa identica relazione si ha tra Hostess e volo. Aereo è una aggregazione di posti, avente molteplicità</w:t>
-      </w:r>
-      <w:r>
-        <w:rPr>
-          <w:lang w:val="it-IT"/>
-        </w:rPr>
-        <w:t xml:space="preserve"> 1,1 : *. </w:t>
+        <w:t xml:space="preserve">le classi usate sono persona, pilota, cliente, hostess, volo, prenotazione, aereo, posto. Persona è specializzata in pilota, cliente, o hostess. </w:t>
       </w:r>
     </w:p>
     <w:p>
@@ -92,16 +74,178 @@
         <w:rPr>
           <w:lang w:val="it-IT"/>
         </w:rPr>
-        <w:t>Lo stesso volo può avvenire in un solo aereo, e un aereo può ospitare molteplici voli, dunque la relazione è 1,1 :</w:t>
+        <w:t>Un cliente è la specializzazione di un utente, come lo è un pilota o un’hostess.</w:t>
       </w:r>
-      <w:bookmarkStart w:id="0" w:name="_GoBack"/>
-      <w:bookmarkEnd w:id="0"/>
+    </w:p>
+    <w:p>
+      <w:pPr>
+        <w:rPr>
+          <w:lang w:val="it-IT"/>
+        </w:rPr>
+      </w:pPr>
       <w:r>
         <w:rPr>
           <w:lang w:val="it-IT"/>
         </w:rPr>
-        <w:t xml:space="preserve"> *.</w:t>
+        <w:t>Un cliente è in relazione con volo tramite la classe prenotazione, dove un cliente prenota un qualsiasi numero di voli e un volo è prenotato da un qualsiasi numero di clienti.</w:t>
       </w:r>
+    </w:p>
+    <w:p>
+      <w:pPr>
+        <w:rPr>
+          <w:lang w:val="it-IT"/>
+        </w:rPr>
+      </w:pPr>
+      <w:r>
+        <w:rPr>
+          <w:lang w:val="it-IT"/>
+        </w:rPr>
+        <w:t>Un pilota gestisce un qualsiasi numero di voli, ed un’hostess serve su un qualsiasi numero di voli, mentre un singolo volo è gestito da precisamente due piloti e su di esso servono precisamente due hostess.</w:t>
+      </w:r>
+    </w:p>
+    <w:p>
+      <w:pPr>
+        <w:rPr>
+          <w:lang w:val="it-IT"/>
+        </w:rPr>
+      </w:pPr>
+      <w:r>
+        <w:rPr>
+          <w:lang w:val="it-IT"/>
+        </w:rPr>
+        <w:t>Un volo può avvenire su un singolo aereo, e un singolo aereo può ospitare un qualsiasi numero di voli.</w:t>
+      </w:r>
+    </w:p>
+    <w:p>
+      <w:pPr>
+        <w:rPr>
+          <w:lang w:val="it-IT"/>
+        </w:rPr>
+      </w:pPr>
+      <w:r>
+        <w:rPr>
+          <w:lang w:val="it-IT"/>
+        </w:rPr>
+        <w:t>La classe astratta Utente dispone degli attributi login, password, nomeCompleto, codiceFiscale e numeroDiCellulare, tutti di tipo String, e dispone degli appropriati metodi di setter (escludendo login che funge da chiave primaria) e getter (escludendo password).</w:t>
+      </w:r>
+    </w:p>
+    <w:p>
+      <w:pPr>
+        <w:rPr>
+          <w:lang w:val="it-IT"/>
+        </w:rPr>
+      </w:pPr>
+      <w:r>
+        <w:rPr>
+          <w:lang w:val="it-IT"/>
+        </w:rPr>
+        <w:t>La classe Cliente dispone dell’attributo idCliente di tipo String, il suo getter e il metodo prenotaVolo, che crea una prenotazione per un determinato volo in un determinato posto.</w:t>
+      </w:r>
+    </w:p>
+    <w:p>
+      <w:pPr>
+        <w:rPr>
+          <w:lang w:val="it-IT"/>
+        </w:rPr>
+      </w:pPr>
+      <w:r>
+        <w:rPr>
+          <w:lang w:val="it-IT"/>
+        </w:rPr>
+        <w:t>La classe Pilota dispone degli attributi idPilota di tipo String e Salario di tipo int, e degli appropriati getter e setter.</w:t>
+      </w:r>
+    </w:p>
+    <w:p>
+      <w:pPr>
+        <w:rPr>
+          <w:lang w:val="it-IT"/>
+        </w:rPr>
+      </w:pPr>
+      <w:r>
+        <w:rPr>
+          <w:lang w:val="it-IT"/>
+        </w:rPr>
+        <w:t xml:space="preserve">La classe Hostess dispone degli attributi idHostess di tipo String e Salario di tipo int, e degli appropriati getter e setter. </w:t>
+      </w:r>
+    </w:p>
+    <w:p>
+      <w:pPr>
+        <w:rPr>
+          <w:lang w:val="it-IT"/>
+        </w:rPr>
+      </w:pPr>
+      <w:r>
+        <w:rPr>
+          <w:lang w:val="it-IT"/>
+        </w:rPr>
+        <w:t>La classe Volo dispone degli attributi idVolo di tipo String, destinazione di tipo String, durata di tipo int (espressa in minuti), piloti che è un’ArrayLi</w:t>
+      </w:r>
+      <w:r>
+        <w:rPr>
+          <w:lang w:val="it-IT"/>
+        </w:rPr>
+        <w:t>st di tipo Pilota</w:t>
+      </w:r>
+      <w:r>
+        <w:rPr>
+          <w:lang w:val="it-IT"/>
+        </w:rPr>
+        <w:t xml:space="preserve"> e hostess che è un’ArrayList di </w:t>
+      </w:r>
+      <w:r>
+        <w:rPr>
+          <w:lang w:val="it-IT"/>
+        </w:rPr>
+        <w:t>tipo Hostess, oltre che appropriati getter e setter.</w:t>
+      </w:r>
+    </w:p>
+    <w:p>
+      <w:pPr>
+        <w:rPr>
+          <w:lang w:val="it-IT"/>
+        </w:rPr>
+      </w:pPr>
+      <w:r>
+        <w:rPr>
+          <w:lang w:val="it-IT"/>
+        </w:rPr>
+        <w:t>La classe prenotazione dispone degli attributi idPrenotazione di tipo String, un Cliente ed un Volo, e posto di tipo String, oltre che appropriati getter e setter.</w:t>
+      </w:r>
+    </w:p>
+    <w:p>
+      <w:pPr>
+        <w:rPr>
+          <w:u w:val="single"/>
+          <w:lang w:val="it-IT"/>
+        </w:rPr>
+      </w:pPr>
+      <w:r>
+        <w:rPr>
+          <w:lang w:val="it-IT"/>
+        </w:rPr>
+        <w:t>La classe Aereo dispone degli attributi idAereo di tipo String, Modello di tipo String e nPosti di tipo int, oltre che appropriati getter</w:t>
+      </w:r>
+      <w:r>
+        <w:rPr>
+          <w:lang w:val="it-IT"/>
+        </w:rPr>
+        <w:t xml:space="preserve"> </w:t>
+      </w:r>
+      <w:r>
+        <w:rPr>
+          <w:lang w:val="it-IT"/>
+        </w:rPr>
+        <w:t>e setter.</w:t>
+      </w:r>
+      <w:bookmarkStart w:id="0" w:name="_GoBack"/>
+      <w:bookmarkEnd w:id="0"/>
+    </w:p>
+    <w:p>
+      <w:pPr>
+        <w:rPr>
+          <w:lang w:val="it-IT"/>
+        </w:rPr>
+      </w:pPr>
     </w:p>
     <w:sectPr>
       <w:pgSz w:w="12240" w:h="15840"/>
